--- a/submission/12_Concept_Animation_Video/Concept_Animation_Storyboard.docx
+++ b/submission/12_Concept_Animation_Video/Concept_Animation_Storyboard.docx
@@ -596,7 +596,7 @@
                 <w:i w:val="0"/>
                 <w:sz w:val="18"/>
               </w:rPr>
-              <w:t>"99.2% shaded, all year — proven, not promised."</w:t>
+              <w:t>"69.6% of daylight hours shaded — measured, not promised."</w:t>
             </w:r>
           </w:p>
         </w:tc>
